--- a/Character Sheets.docx
+++ b/Character Sheets.docx
@@ -17,10 +17,35 @@
         <w:t xml:space="preserve"> Cassandra </w:t>
       </w:r>
       <w:r>
-        <w:t xml:space="preserve">Zhenyan </w:t>
-      </w:r>
-      <w:r>
-        <w:t xml:space="preserve">Hao </w:t>
+        <w:t>Hao</w:t>
+      </w:r>
+      <w:r>
+        <w:t xml:space="preserve"> (</w:t>
+      </w:r>
+      <w:proofErr w:type="spellStart"/>
+      <w:r>
+        <w:rPr>
+          <w:rFonts w:ascii="MS Gothic" w:eastAsia="MS Gothic" w:hAnsi="MS Gothic" w:cs="MS Gothic" w:hint="eastAsia"/>
+        </w:rPr>
+        <w:t>昊</w:t>
+      </w:r>
+      <w:r>
+        <w:rPr>
+          <w:rFonts w:ascii="Microsoft JhengHei" w:eastAsia="Microsoft JhengHei" w:hAnsi="Microsoft JhengHei" w:cs="Microsoft JhengHei" w:hint="eastAsia"/>
+        </w:rPr>
+        <w:t>贞严</w:t>
+      </w:r>
+      <w:proofErr w:type="spellEnd"/>
+      <w:r>
+        <w:t xml:space="preserve"> - Hào </w:t>
+      </w:r>
+      <w:proofErr w:type="spellStart"/>
+      <w:r>
+        <w:t>Zhēnyàn</w:t>
+      </w:r>
+      <w:proofErr w:type="spellEnd"/>
+      <w:r>
+        <w:t>)</w:t>
       </w:r>
     </w:p>
     <w:p>
@@ -38,13 +63,25 @@
         <w:t xml:space="preserve"> </w:t>
       </w:r>
       <w:r>
-        <w:t>Short hair</w:t>
+        <w:t>Short</w:t>
+      </w:r>
+      <w:r>
+        <w:t>, dark</w:t>
+      </w:r>
+      <w:r>
+        <w:t xml:space="preserve"> hair</w:t>
       </w:r>
       <w:r>
         <w:t xml:space="preserve">, </w:t>
       </w:r>
       <w:r>
-        <w:t xml:space="preserve">tan skin, brown eyes. </w:t>
+        <w:t>tan skin</w:t>
+      </w:r>
+      <w:r>
+        <w:t>.</w:t>
+      </w:r>
+      <w:r>
+        <w:t xml:space="preserve"> </w:t>
       </w:r>
       <w:r>
         <w:t>Above</w:t>
@@ -62,28 +99,13 @@
         <w:t xml:space="preserve"> due to low food intake</w:t>
       </w:r>
       <w:r>
-        <w:t>. Likes wearing makeup and fancy clothes when off work</w:t>
-      </w:r>
-      <w:r>
-        <w:t xml:space="preserve">, but wears a </w:t>
-      </w:r>
-      <w:r>
-        <w:t>simple</w:t>
-      </w:r>
-      <w:r>
-        <w:t xml:space="preserve"> jumpsuit</w:t>
-      </w:r>
-      <w:r>
-        <w:t xml:space="preserve"> </w:t>
-      </w:r>
-      <w:r>
-        <w:t xml:space="preserve">or </w:t>
-      </w:r>
-      <w:r>
-        <w:t>business attire</w:t>
-      </w:r>
-      <w:r>
-        <w:t xml:space="preserve"> when on duty.</w:t>
+        <w:t xml:space="preserve">. </w:t>
+      </w:r>
+      <w:r>
+        <w:t>Likes wearing fancy clothes like a tailored suit or qipao.</w:t>
+      </w:r>
+      <w:r>
+        <w:t xml:space="preserve"> Has a long face and had buck teeth as a child, which led her classmates to mock her for looking like a rabbit in school.</w:t>
       </w:r>
     </w:p>
     <w:p>
@@ -194,7 +216,7 @@
         <w:t xml:space="preserve"> deep sense of self-loathing</w:t>
       </w:r>
       <w:r>
-        <w:t xml:space="preserve"> and passive suicidal ideation</w:t>
+        <w:t xml:space="preserve"> and suicidal ideation</w:t>
       </w:r>
       <w:r>
         <w:t>.</w:t>
@@ -227,13 +249,19 @@
         <w:t xml:space="preserve"> S</w:t>
       </w:r>
       <w:r>
-        <w:t>he’s prone to compulsions such as ritual handwashing and scratching herself</w:t>
-      </w:r>
-      <w:r>
-        <w:t xml:space="preserve"> when under stress, and fears any kind of emotional intimacy.</w:t>
-      </w:r>
-      <w:r>
-        <w:t xml:space="preserve"> </w:t>
+        <w:t xml:space="preserve">he’s </w:t>
+      </w:r>
+      <w:r>
+        <w:t xml:space="preserve">a neat freak, and </w:t>
+      </w:r>
+      <w:r>
+        <w:t>prone to compulsions such as ritual handwashing and scratching herself</w:t>
+      </w:r>
+      <w:r>
+        <w:t xml:space="preserve"> when under stress</w:t>
+      </w:r>
+      <w:r>
+        <w:t>.</w:t>
       </w:r>
     </w:p>
     <w:p>
@@ -296,19 +324,7 @@
         <w:t xml:space="preserve"> </w:t>
       </w:r>
       <w:r>
-        <w:t>W</w:t>
-      </w:r>
-      <w:r>
-        <w:t>ill use</w:t>
-      </w:r>
-      <w:r>
-        <w:t xml:space="preserve"> some casual terms like “gonna</w:t>
-      </w:r>
-      <w:r>
-        <w:t>,</w:t>
-      </w:r>
-      <w:r>
-        <w:t>” instead of “going to,”</w:t>
+        <w:t>Speaks in a relaxed tone,</w:t>
       </w:r>
       <w:r>
         <w:t xml:space="preserve"> but </w:t>
@@ -349,8 +365,9 @@
       <w:r>
         <w:t>,” and even those are saved for serious situations.</w:t>
       </w:r>
-    </w:p>
-    <w:p>
+      <w:r>
+        <w:t xml:space="preserve"> </w:t>
+      </w:r>
       <w:r>
         <w:t>Gets defensive when insulted or criticized</w:t>
       </w:r>
@@ -437,20 +454,10 @@
         <w:t>Background</w:t>
       </w:r>
       <w:r>
-        <w:t xml:space="preserve">: Akiko’s parents fled Japan aboard a migrant ship after the Ring of Fire disaster. </w:t>
-      </w:r>
-      <w:r>
-        <w:t xml:space="preserve">Due to conflict between her family and the </w:t>
-      </w:r>
-      <w:r>
-        <w:rPr>
-          <w:i/>
-          <w:iCs/>
-        </w:rPr>
-        <w:t>Sunset Serenade</w:t>
-      </w:r>
-      <w:r>
-        <w:t xml:space="preserve"> crew leading to violence, her parents sent her to study abroad where it would be safer</w:t>
+        <w:t xml:space="preserve">: </w:t>
+      </w:r>
+      <w:r>
+        <w:t>An immigrant from Japan who moved to Canada with her family when she was fourteen</w:t>
       </w:r>
       <w:r>
         <w:t xml:space="preserve">. </w:t>
@@ -465,20 +472,26 @@
         <w:t>got a degree</w:t>
       </w:r>
       <w:r>
+        <w:t xml:space="preserve"> in</w:t>
+      </w:r>
+      <w:r>
         <w:t xml:space="preserve"> </w:t>
       </w:r>
       <w:r>
         <w:t>biomedical</w:t>
       </w:r>
       <w:r>
-        <w:t xml:space="preserve"> engineering at </w:t>
+        <w:t xml:space="preserve"> engineering at McGill university</w:t>
+      </w:r>
+      <w:r>
+        <w:t xml:space="preserve">, interned under Marcus Fairchild at Aleph Null Biomedical, and then joined the research team there, eventually </w:t>
       </w:r>
       <w:r>
         <w:lastRenderedPageBreak/>
-        <w:t xml:space="preserve">McGill university and joined </w:t>
-      </w:r>
-      <w:r>
-        <w:t>Aleph Null Montreal’s page program at Marcus Fairchild’s recommendation when she no longer wanted to go into research.</w:t>
+        <w:t>rising to a senior position.</w:t>
+      </w:r>
+      <w:r>
+        <w:t xml:space="preserve"> Several years of her memories seem to be missing, and no doctors seem to know why.</w:t>
       </w:r>
     </w:p>
     <w:p>
@@ -493,7 +506,13 @@
         <w:t>:</w:t>
       </w:r>
       <w:r>
-        <w:t xml:space="preserve"> Akiko is an angsty, short-tempered, and deeply lonely woman, discontent with how her life turned out after school. She hates the fact that she ended up a wanderer with no purpose, which is why she latches on to (and falls for) Cassandra so quickly. She acts like she doesn’t care about anything other than herself, but that is just a coping mechanism – in truth, she </w:t>
+        <w:t xml:space="preserve"> Akiko is an angsty, short-tempered, and deeply lonely woman</w:t>
+      </w:r>
+      <w:r>
+        <w:t xml:space="preserve">. She hates her job and feels like her life has no purpose, which is why she latches onto </w:t>
+      </w:r>
+      <w:r>
+        <w:t xml:space="preserve">(and falls for) Cassandra so quickly. She acts like she doesn’t care about anything other than herself, but that is just a coping mechanism – in truth, she </w:t>
       </w:r>
       <w:r>
         <w:t>is deeply empathetic</w:t>
@@ -511,7 +530,7 @@
         <w:t>This helps her bond further with Cassandra, as both of them realize that they are masking some aspect of their personality.</w:t>
       </w:r>
       <w:r>
-        <w:t xml:space="preserve"> Conflict avoidant, Akiko will not react to provocation and will try to keep her distance from any potential trouble.</w:t>
+        <w:t xml:space="preserve"> </w:t>
       </w:r>
     </w:p>
     <w:p>
@@ -529,31 +548,141 @@
         <w:t xml:space="preserve"> </w:t>
       </w:r>
       <w:r>
-        <w:t xml:space="preserve">At first, </w:t>
-      </w:r>
-      <w:r>
-        <w:t>Akiko</w:t>
-      </w:r>
-      <w:r>
-        <w:t xml:space="preserve"> only wants to find some kind of </w:t>
-      </w:r>
-      <w:r>
-        <w:t>purpose</w:t>
-      </w:r>
-      <w:r>
-        <w:t xml:space="preserve"> in life</w:t>
+        <w:t>After hearing about the mnemonics project, Akiko makes a plan to use it to restore her memories. Once she does so, she joins Cassandra in trying to fulfill Chenmei’s dream of liberating the Montreal campus.</w:t>
+      </w:r>
+    </w:p>
+    <w:p>
+      <w:r>
+        <w:rPr>
+          <w:b/>
+          <w:bCs/>
+        </w:rPr>
+        <w:t>Voice</w:t>
+      </w:r>
+      <w:r>
+        <w:t>: Speaks in a casual tone with lots of slang, doesn’t use big words, and curses regularly</w:t>
       </w:r>
       <w:r>
         <w:t xml:space="preserve">. </w:t>
       </w:r>
       <w:r>
-        <w:t xml:space="preserve">After finding the truth about her past, she joins Cassandra in making it her mission to honor </w:t>
-      </w:r>
-      <w:r>
-        <w:t>their</w:t>
-      </w:r>
-      <w:r>
-        <w:t xml:space="preserve"> deceased friend’s memory.</w:t>
+        <w:t xml:space="preserve">Also uses interjections such as “you know,” “like,” and “I mean” when making a point. When faced with authority figures, however, she defends herself by hiding behind a mask of false politeness, acting </w:t>
+      </w:r>
+      <w:r>
+        <w:t>like a demure little girl that people find non-threatening.</w:t>
+      </w:r>
+    </w:p>
+    <w:p>
+      <w:r>
+        <w:rPr>
+          <w:b/>
+          <w:bCs/>
+        </w:rPr>
+        <w:t>Misc</w:t>
+      </w:r>
+      <w:r>
+        <w:t xml:space="preserve">: </w:t>
+      </w:r>
+    </w:p>
+    <w:p>
+      <w:pPr>
+        <w:rPr>
+          <w:b/>
+          <w:bCs/>
+        </w:rPr>
+      </w:pPr>
+    </w:p>
+    <w:p>
+      <w:r>
+        <w:rPr>
+          <w:b/>
+          <w:bCs/>
+        </w:rPr>
+        <w:t>Name</w:t>
+      </w:r>
+      <w:r>
+        <w:t>:</w:t>
+      </w:r>
+      <w:r>
+        <w:t xml:space="preserve"> Jackson Fairchild</w:t>
+      </w:r>
+    </w:p>
+    <w:p>
+      <w:r>
+        <w:rPr>
+          <w:b/>
+          <w:bCs/>
+        </w:rPr>
+        <w:t>Appearance</w:t>
+      </w:r>
+      <w:r>
+        <w:t>:</w:t>
+      </w:r>
+      <w:r>
+        <w:t xml:space="preserve"> </w:t>
+      </w:r>
+      <w:r>
+        <w:t xml:space="preserve">Tall and </w:t>
+      </w:r>
+      <w:r>
+        <w:t>lanky</w:t>
+      </w:r>
+      <w:r>
+        <w:t>, with dirty blonde hair and stubble on his chin. Smells of liquor most of the time. Doesn’t take care of his appearance, so his hair and clothes are often messy.</w:t>
+      </w:r>
+      <w:r>
+        <w:t xml:space="preserve"> </w:t>
+      </w:r>
+    </w:p>
+    <w:p>
+      <w:r>
+        <w:rPr>
+          <w:b/>
+          <w:bCs/>
+        </w:rPr>
+        <w:t>Background</w:t>
+      </w:r>
+      <w:r>
+        <w:t xml:space="preserve">: </w:t>
+      </w:r>
+    </w:p>
+    <w:p>
+      <w:r>
+        <w:rPr>
+          <w:b/>
+          <w:bCs/>
+        </w:rPr>
+        <w:t>Personality</w:t>
+      </w:r>
+      <w:r>
+        <w:t>:</w:t>
+      </w:r>
+      <w:r>
+        <w:t xml:space="preserve"> Arrogant, and outwardly callous, but surprisingly </w:t>
+      </w:r>
+      <w:r>
+        <w:t>good at reading people</w:t>
+      </w:r>
+      <w:r>
+        <w:t>. Takes a sort of “tough love” approach towards people close to him. He is jealous of his father’s love for his late sister and will do anything to win his approval.</w:t>
+      </w:r>
+    </w:p>
+    <w:p>
+      <w:r>
+        <w:rPr>
+          <w:b/>
+          <w:bCs/>
+        </w:rPr>
+        <w:t>Goals</w:t>
+      </w:r>
+      <w:r>
+        <w:t>:</w:t>
+      </w:r>
+      <w:r>
+        <w:t xml:space="preserve"> Wants </w:t>
+      </w:r>
+      <w:r>
+        <w:t>to earn his father’s love and respect.</w:t>
       </w:r>
     </w:p>
     <w:p>
@@ -565,41 +694,582 @@
         <w:t>Voice</w:t>
       </w:r>
       <w:r>
-        <w:t>: Speaks in a casual tone with lots of slang, doesn’t use big words, and curses regularly</w:t>
+        <w:t>:</w:t>
+      </w:r>
+      <w:r>
+        <w:t xml:space="preserve"> Crass, speaks with no regard for manners to everyone except his father. Often overstates his own importance and accomplishments</w:t>
+      </w:r>
+      <w:r>
+        <w:t xml:space="preserve"> to make himself feel better. Also tends to ramble unless whoever he’s speaking to intervenes to focus his attention back onto the point.</w:t>
+      </w:r>
+      <w:r>
+        <w:t xml:space="preserve"> He likes to make crude sexual references, such as “got our balls in a vise” </w:t>
+      </w:r>
+      <w:r>
+        <w:t>or “whoring out” the mnemonics project.</w:t>
+      </w:r>
+    </w:p>
+    <w:p>
+      <w:pPr>
+        <w:rPr>
+          <w:b/>
+          <w:bCs/>
+        </w:rPr>
+      </w:pPr>
+    </w:p>
+    <w:p>
+      <w:r>
+        <w:rPr>
+          <w:b/>
+          <w:bCs/>
+        </w:rPr>
+        <w:t>Name</w:t>
+      </w:r>
+      <w:r>
+        <w:t>:</w:t>
+      </w:r>
+      <w:r>
+        <w:t xml:space="preserve"> </w:t>
+      </w:r>
+      <w:r>
+        <w:t>Shufen Hao</w:t>
+      </w:r>
+    </w:p>
+    <w:p>
+      <w:r>
+        <w:rPr>
+          <w:b/>
+          <w:bCs/>
+        </w:rPr>
+        <w:t>Appearance</w:t>
+      </w:r>
+      <w:r>
+        <w:t>:</w:t>
+      </w:r>
+      <w:r>
+        <w:t xml:space="preserve"> </w:t>
+      </w:r>
+      <w:r>
+        <w:t>Tall and thin, basically an older version of Cassandra</w:t>
+      </w:r>
+      <w:r>
+        <w:t>, with a near-permanently stern expression</w:t>
+      </w:r>
+      <w:r>
+        <w:t>.</w:t>
+      </w:r>
+      <w:r>
+        <w:t xml:space="preserve"> Usually wears a suit with expensive jewelry</w:t>
+      </w:r>
+      <w:r>
+        <w:t>.</w:t>
+      </w:r>
+    </w:p>
+    <w:p>
+      <w:r>
+        <w:rPr>
+          <w:b/>
+          <w:bCs/>
+        </w:rPr>
+        <w:lastRenderedPageBreak/>
+        <w:t>Background</w:t>
+      </w:r>
+      <w:r>
+        <w:t xml:space="preserve">: </w:t>
+      </w:r>
+      <w:r>
+        <w:t>As a young woman, S</w:t>
+      </w:r>
+      <w:r>
+        <w:t xml:space="preserve">hufen </w:t>
+      </w:r>
+      <w:r>
+        <w:t>came</w:t>
+      </w:r>
+      <w:r>
+        <w:t xml:space="preserve"> to </w:t>
+      </w:r>
+      <w:r>
+        <w:t>Montreal</w:t>
+      </w:r>
+      <w:r>
+        <w:t xml:space="preserve"> </w:t>
+      </w:r>
+      <w:r>
+        <w:t>aboard a migrant shi</w:t>
+      </w:r>
+      <w:r>
+        <w:t xml:space="preserve">p crewed mostly by Chinese refugees. She </w:t>
+      </w:r>
+      <w:r>
+        <w:t xml:space="preserve">was eventually appointed </w:t>
+      </w:r>
+      <w:r>
+        <w:t>d</w:t>
+      </w:r>
+      <w:r>
+        <w:t>irector</w:t>
+      </w:r>
+      <w:r>
+        <w:t xml:space="preserve"> of the Montreal branch</w:t>
+      </w:r>
+      <w:r>
+        <w:t xml:space="preserve">, although not before conceiving a </w:t>
+      </w:r>
+      <w:r>
+        <w:t>set of twins</w:t>
+      </w:r>
+      <w:r>
+        <w:t xml:space="preserve"> out of wedlock during an affair that she regrets to this day.</w:t>
+      </w:r>
+    </w:p>
+    <w:p>
+      <w:r>
+        <w:rPr>
+          <w:b/>
+          <w:bCs/>
+        </w:rPr>
+        <w:t>Personality</w:t>
+      </w:r>
+      <w:r>
+        <w:t>:</w:t>
+      </w:r>
+      <w:r>
+        <w:t xml:space="preserve"> Shufen is very strict and by-the-book, and expects her children to do things “the right way</w:t>
+      </w:r>
+      <w:r>
+        <w:t xml:space="preserve">,” by which she means “her way.” Although she does love </w:t>
+      </w:r>
+      <w:r>
+        <w:t>Cassandra and Elias</w:t>
+      </w:r>
+      <w:r>
+        <w:t>, she uses them as a way to indirectly make up for her past mistakes, which is why she is especially harsh when she thinks they are repeating them.</w:t>
+      </w:r>
+      <w:r>
+        <w:t xml:space="preserve"> She has little sense of humor, much to her daughter’s disappointment.</w:t>
+      </w:r>
+      <w:r>
+        <w:t xml:space="preserve"> </w:t>
+      </w:r>
+    </w:p>
+    <w:p>
+      <w:r>
+        <w:rPr>
+          <w:b/>
+          <w:bCs/>
+        </w:rPr>
+        <w:t>Goals</w:t>
+      </w:r>
+      <w:r>
+        <w:t>:</w:t>
+      </w:r>
+      <w:r>
+        <w:t xml:space="preserve"> </w:t>
+      </w:r>
+      <w:r>
+        <w:t xml:space="preserve">Keep her job as </w:t>
+      </w:r>
+      <w:r>
+        <w:t>d</w:t>
+      </w:r>
+      <w:r>
+        <w:t>irector of the Montreal campus.</w:t>
+      </w:r>
+    </w:p>
+    <w:p>
+      <w:r>
+        <w:rPr>
+          <w:b/>
+          <w:bCs/>
+        </w:rPr>
+        <w:t>Voice</w:t>
+      </w:r>
+      <w:r>
+        <w:t>:</w:t>
+      </w:r>
+      <w:r>
+        <w:t xml:space="preserve"> </w:t>
+      </w:r>
+      <w:r>
+        <w:t>Formal, almost stilted</w:t>
+      </w:r>
+      <w:r>
+        <w:t>.</w:t>
+      </w:r>
+      <w:r>
+        <w:t xml:space="preserve"> Never uses slang</w:t>
+      </w:r>
+      <w:r>
+        <w:t>, idioms, or metaphors, preferring to say what she means as clearly as possible.</w:t>
+      </w:r>
+    </w:p>
+    <w:p>
+      <w:r>
+        <w:t xml:space="preserve">  </w:t>
+      </w:r>
+    </w:p>
+    <w:p>
+      <w:r>
+        <w:rPr>
+          <w:b/>
+          <w:bCs/>
+        </w:rPr>
+        <w:t>Name</w:t>
+      </w:r>
+      <w:r>
+        <w:t>:</w:t>
+      </w:r>
+      <w:r>
+        <w:t xml:space="preserve"> Elias Hao </w:t>
+      </w:r>
+    </w:p>
+    <w:p>
+      <w:r>
+        <w:rPr>
+          <w:b/>
+          <w:bCs/>
+        </w:rPr>
+        <w:t>Appearance</w:t>
+      </w:r>
+      <w:r>
+        <w:t>:</w:t>
+      </w:r>
+      <w:r>
+        <w:t xml:space="preserve"> A young man of average height, with short, dark hair and glasses. He is usually seen in a blue uniform reminiscent of a soviet commissar. </w:t>
+      </w:r>
+    </w:p>
+    <w:p>
+      <w:r>
+        <w:rPr>
+          <w:b/>
+          <w:bCs/>
+        </w:rPr>
+        <w:t>Background</w:t>
+      </w:r>
+      <w:r>
+        <w:t xml:space="preserve">: Elias is the older of the Hao twins by about half an hour. Like his sister, he was raised to be Shufen’s potential successor at Aleph Null Biomedical, but he became radicalized while studying economics at university and </w:t>
+      </w:r>
+      <w:r>
+        <w:t>started pushing for a labor union at the Montreal campus.</w:t>
+      </w:r>
+    </w:p>
+    <w:p>
+      <w:r>
+        <w:rPr>
+          <w:b/>
+          <w:bCs/>
+        </w:rPr>
+        <w:t>Personality</w:t>
+      </w:r>
+      <w:r>
+        <w:t>:</w:t>
+      </w:r>
+      <w:r>
+        <w:t xml:space="preserve"> Elias is a jovial man, to the point that many accuse him of not taking things seriously, although nothing could be further from the truth. While he believes in the </w:t>
+      </w:r>
+      <w:r>
+        <w:t>union</w:t>
+      </w:r>
+      <w:r>
+        <w:t xml:space="preserve">, he does not cling to idealism, and is willing to compromise or employ underhanded tactics to achieve his goals. </w:t>
+      </w:r>
+    </w:p>
+    <w:p>
+      <w:r>
+        <w:rPr>
+          <w:b/>
+          <w:bCs/>
+        </w:rPr>
+        <w:t>Goals</w:t>
+      </w:r>
+      <w:r>
+        <w:t>:</w:t>
+      </w:r>
+      <w:r>
+        <w:t xml:space="preserve"> </w:t>
+      </w:r>
+      <w:r>
+        <w:t xml:space="preserve">Organize a union on the </w:t>
+      </w:r>
+      <w:r>
+        <w:t>Montreal</w:t>
+      </w:r>
+      <w:r>
+        <w:t xml:space="preserve"> campus</w:t>
+      </w:r>
+    </w:p>
+    <w:p>
+      <w:r>
+        <w:rPr>
+          <w:b/>
+          <w:bCs/>
+        </w:rPr>
+        <w:t>Voice</w:t>
+      </w:r>
+      <w:r>
+        <w:t>: Though he is highly educated, he talks like an everyman, and, often begins his sentences with pensive noises like “Hmm” or “Aha.” Calls Cassandra “little sister</w:t>
+      </w:r>
+      <w:r>
+        <w:t>”</w:t>
+      </w:r>
+      <w:r>
+        <w:t xml:space="preserve"> (meimei) a lot.</w:t>
+      </w:r>
+      <w:r>
+        <w:t xml:space="preserve"> Any threats he makes are very subtle.</w:t>
+      </w:r>
+    </w:p>
+    <w:p/>
+    <w:p>
+      <w:r>
+        <w:rPr>
+          <w:b/>
+          <w:bCs/>
+        </w:rPr>
+        <w:t>Name</w:t>
+      </w:r>
+      <w:r>
+        <w:t>:</w:t>
+      </w:r>
+      <w:r>
+        <w:t xml:space="preserve"> </w:t>
+      </w:r>
+      <w:r>
+        <w:t>Xiang</w:t>
+      </w:r>
+    </w:p>
+    <w:p>
+      <w:r>
+        <w:rPr>
+          <w:b/>
+          <w:bCs/>
+        </w:rPr>
+        <w:t>Appearance</w:t>
+      </w:r>
+      <w:r>
+        <w:t>:</w:t>
+      </w:r>
+      <w:r>
+        <w:t xml:space="preserve"> Athletic, sturdy build and strong jawline. Short, well-kept hair. </w:t>
+      </w:r>
+      <w:r>
+        <w:t>Pale</w:t>
+      </w:r>
+      <w:r>
+        <w:t xml:space="preserve"> skin. Clean-shaven. Mostly seen wearing business casual attire, even when off work.</w:t>
+      </w:r>
+    </w:p>
+    <w:p>
+      <w:r>
+        <w:rPr>
+          <w:b/>
+          <w:bCs/>
+        </w:rPr>
+        <w:t>Background</w:t>
+      </w:r>
+      <w:r>
+        <w:t xml:space="preserve">: </w:t>
+      </w:r>
+      <w:r>
+        <w:t xml:space="preserve">Xiang </w:t>
+      </w:r>
+      <w:r>
+        <w:t xml:space="preserve">was Cassandra’s childhood best friend and introduced her to his sister, Chenmei. When the two girls fell in love with each other, he supported them, but Chenmei’s death drove a deep rift between him and Cassandra. After university, </w:t>
+      </w:r>
+      <w:r>
+        <w:t>he</w:t>
+      </w:r>
+      <w:r>
+        <w:t xml:space="preserve"> got a job in human resources at Aleph Null. He is unaware of the details of the Montreal incident.</w:t>
+      </w:r>
+    </w:p>
+    <w:p>
+      <w:r>
+        <w:rPr>
+          <w:b/>
+          <w:bCs/>
+        </w:rPr>
+        <w:lastRenderedPageBreak/>
+        <w:t>Personality</w:t>
+      </w:r>
+      <w:r>
+        <w:t>:</w:t>
+      </w:r>
+      <w:r>
+        <w:t xml:space="preserve"> </w:t>
+      </w:r>
+      <w:r>
+        <w:t xml:space="preserve">Xiang </w:t>
+      </w:r>
+      <w:r>
+        <w:t xml:space="preserve">values his family above all else. He spends much of his time training at the gym, which he finds distracts him from his grief over his sister’s death. Following that traumatic event, he has become a bitter, sardonic individual, reacting to others – especially Cassandra – with scorn and sarcasm. </w:t>
+      </w:r>
+    </w:p>
+    <w:p>
+      <w:r>
+        <w:rPr>
+          <w:b/>
+          <w:bCs/>
+        </w:rPr>
+        <w:t>Goals</w:t>
+      </w:r>
+      <w:r>
+        <w:t>:</w:t>
+      </w:r>
+      <w:r>
+        <w:t xml:space="preserve"> Advance his career and make his sister proud, wherever she is.</w:t>
+      </w:r>
+    </w:p>
+    <w:p>
+      <w:r>
+        <w:rPr>
+          <w:b/>
+          <w:bCs/>
+        </w:rPr>
+        <w:t>Voice</w:t>
+      </w:r>
+      <w:r>
+        <w:t xml:space="preserve">: Sarcastic, often makes snide comments whenever he is displeased. </w:t>
+      </w:r>
+      <w:r>
+        <w:t>Talks in short, direct bursts with as little embellishment as possible.</w:t>
+      </w:r>
+    </w:p>
+    <w:p>
+      <w:r>
+        <w:rPr>
+          <w:b/>
+          <w:bCs/>
+        </w:rPr>
+        <w:t>Misc</w:t>
+      </w:r>
+      <w:r>
+        <w:t>: Really likes salty food, and can often be found snacking on pretzels or potato chips.</w:t>
+      </w:r>
+    </w:p>
+    <w:p/>
+    <w:p>
+      <w:r>
+        <w:rPr>
+          <w:b/>
+          <w:bCs/>
+        </w:rPr>
+        <w:t>Name</w:t>
+      </w:r>
+      <w:r>
+        <w:t>:</w:t>
+      </w:r>
+      <w:r>
+        <w:t xml:space="preserve"> </w:t>
+      </w:r>
+      <w:r>
+        <w:t>Jacob Lancaster</w:t>
+      </w:r>
+    </w:p>
+    <w:p>
+      <w:r>
+        <w:rPr>
+          <w:b/>
+          <w:bCs/>
+        </w:rPr>
+        <w:t>Appearance</w:t>
+      </w:r>
+      <w:r>
+        <w:t>:</w:t>
+      </w:r>
+      <w:r>
+        <w:t xml:space="preserve"> </w:t>
+      </w:r>
+      <w:r>
+        <w:t xml:space="preserve">Usually the tallest person in the room. Dark, weathered skin. </w:t>
+      </w:r>
+      <w:r>
+        <w:t>Balding, with thick stubble on his chin</w:t>
       </w:r>
       <w:r>
         <w:t xml:space="preserve">. </w:t>
       </w:r>
       <w:r>
-        <w:t xml:space="preserve">Also uses interjections such as “you know,” “like,” and “I mean” when making a point. When faced with authority figures, however, she defends herself by hiding behind a mask of false politeness, acting like the stereotype of </w:t>
-      </w:r>
-      <w:r>
-        <w:t>a</w:t>
-      </w:r>
-      <w:r>
-        <w:t xml:space="preserve"> demure Japanese girl that the westerners she’s worked with find non-threatening.</w:t>
-      </w:r>
-    </w:p>
-    <w:p>
-      <w:r>
-        <w:rPr>
-          <w:b/>
-          <w:bCs/>
-        </w:rPr>
-        <w:t>Misc</w:t>
-      </w:r>
-      <w:r>
-        <w:t xml:space="preserve">: Knows a lot about airships, having grown up on one. </w:t>
-      </w:r>
-    </w:p>
-    <w:p>
-      <w:pPr>
-        <w:rPr>
-          <w:b/>
-          <w:bCs/>
-        </w:rPr>
-      </w:pPr>
-    </w:p>
+        <w:t>Dresses in expensive suits</w:t>
+      </w:r>
+      <w:r>
+        <w:t>.</w:t>
+      </w:r>
+    </w:p>
+    <w:p>
+      <w:r>
+        <w:rPr>
+          <w:b/>
+          <w:bCs/>
+        </w:rPr>
+        <w:t>Background</w:t>
+      </w:r>
+      <w:r>
+        <w:t xml:space="preserve">: </w:t>
+      </w:r>
+    </w:p>
+    <w:p>
+      <w:r>
+        <w:rPr>
+          <w:b/>
+          <w:bCs/>
+        </w:rPr>
+        <w:t>Personality</w:t>
+      </w:r>
+      <w:r>
+        <w:t>:</w:t>
+      </w:r>
+      <w:r>
+        <w:t xml:space="preserve"> </w:t>
+      </w:r>
+    </w:p>
+    <w:p>
+      <w:r>
+        <w:rPr>
+          <w:b/>
+          <w:bCs/>
+        </w:rPr>
+        <w:t>Goals</w:t>
+      </w:r>
+      <w:r>
+        <w:t>:</w:t>
+      </w:r>
+      <w:r>
+        <w:t xml:space="preserve"> </w:t>
+      </w:r>
+      <w:r>
+        <w:t xml:space="preserve">Stop the Montreal campus from unionizing </w:t>
+      </w:r>
+    </w:p>
+    <w:p>
+      <w:r>
+        <w:rPr>
+          <w:b/>
+          <w:bCs/>
+        </w:rPr>
+        <w:t>Voice</w:t>
+      </w:r>
+      <w:r>
+        <w:t>:</w:t>
+      </w:r>
+      <w:r>
+        <w:t xml:space="preserve"> </w:t>
+      </w:r>
+      <w:r>
+        <w:t xml:space="preserve"> Loud and boisterous, often accompanying his speech with grand hand gestures. Conceals threats and malice underneath a layer of feigned, saccharine friendliness, but will </w:t>
+      </w:r>
+      <w:r>
+        <w:t>immediately</w:t>
+      </w:r>
+      <w:r>
+        <w:t xml:space="preserve"> drop the act if called out on it. Makes passive-aggressive remarks to people he dislikes, such as Marcus Fairchild (much to the latter’s annoyance).</w:t>
+      </w:r>
+      <w:r>
+        <w:t xml:space="preserve"> </w:t>
+      </w:r>
+    </w:p>
+    <w:p/>
     <w:p>
       <w:r>
         <w:rPr>
@@ -612,7 +1282,10 @@
         <w:t>:</w:t>
       </w:r>
       <w:r>
-        <w:t xml:space="preserve"> Jackson Fairchild</w:t>
+        <w:t xml:space="preserve"> </w:t>
+      </w:r>
+      <w:r>
+        <w:t>Marcus Fairchild</w:t>
       </w:r>
     </w:p>
     <w:p>
@@ -630,10 +1303,13 @@
         <w:t xml:space="preserve"> </w:t>
       </w:r>
       <w:r>
-        <w:t>Tall and handsome, with dirty blonde hair and stubble on his chin. Smells of liquor most of the time. Doesn’t take care of his appearance, so his hair and clothes are often messy.</w:t>
-      </w:r>
-      <w:r>
-        <w:t xml:space="preserve"> </w:t>
+        <w:t xml:space="preserve">Though he is middle-aged, Marcus looks even older than he is due to years of stress. His hair is grey and thinning, </w:t>
+      </w:r>
+      <w:r>
+        <w:t xml:space="preserve">his skin is pale, </w:t>
+      </w:r>
+      <w:r>
+        <w:t>and he has what seem to be permanent bags under his eyes.</w:t>
       </w:r>
     </w:p>
     <w:p>
@@ -647,6 +1323,51 @@
       <w:r>
         <w:t xml:space="preserve">: </w:t>
       </w:r>
+      <w:r>
+        <w:t xml:space="preserve">As the </w:t>
+      </w:r>
+      <w:r>
+        <w:t>head of the Montreal Branch Campus’ research team, Marcus is in charge of the mnemonics project</w:t>
+      </w:r>
+      <w:r>
+        <w:t xml:space="preserve">. He has no political ambitions but </w:t>
+      </w:r>
+      <w:r>
+        <w:t>has to play politics anyway</w:t>
+      </w:r>
+      <w:r>
+        <w:t xml:space="preserve"> in order to secure approval and funding</w:t>
+      </w:r>
+      <w:r>
+        <w:t>, much to his annoyance</w:t>
+      </w:r>
+      <w:r>
+        <w:t>. Due to an internal crisis following Chenmei’s death, the</w:t>
+      </w:r>
+      <w:r>
+        <w:t xml:space="preserve"> mnemonics</w:t>
+      </w:r>
+      <w:r>
+        <w:t xml:space="preserve"> project was delayed, but Lancaster </w:t>
+      </w:r>
+      <w:r>
+        <w:t xml:space="preserve">forced them </w:t>
+      </w:r>
+      <w:r>
+        <w:t>t</w:t>
+      </w:r>
+      <w:r>
+        <w:t>o rush</w:t>
+      </w:r>
+      <w:r>
+        <w:t xml:space="preserve"> in order to secure a government contract</w:t>
+      </w:r>
+      <w:r>
+        <w:t xml:space="preserve">. This resulted </w:t>
+      </w:r>
+      <w:r>
+        <w:t xml:space="preserve">in several test subjects’ deaths, including Marcus’ daughter, Lena. </w:t>
+      </w:r>
     </w:p>
     <w:p>
       <w:r>
@@ -660,13 +1381,37 @@
         <w:t>:</w:t>
       </w:r>
       <w:r>
-        <w:t xml:space="preserve"> Arrogant, and outwardly callous, but surprisingly </w:t>
-      </w:r>
-      <w:r>
-        <w:t>good at reading people</w:t>
-      </w:r>
-      <w:r>
-        <w:t>. Takes a sort of “tough love” approach towards people close to him. He is jealous of his father’s love for his late sister and will do anything to win his approval.</w:t>
+        <w:t xml:space="preserve"> </w:t>
+      </w:r>
+      <w:r>
+        <w:t>Marcus</w:t>
+      </w:r>
+      <w:r>
+        <w:t xml:space="preserve"> is a scholar at heart and values </w:t>
+      </w:r>
+      <w:r>
+        <w:t>intelligence</w:t>
+      </w:r>
+      <w:r>
+        <w:t xml:space="preserve">, </w:t>
+      </w:r>
+      <w:r>
+        <w:t>condescending</w:t>
+      </w:r>
+      <w:r>
+        <w:t xml:space="preserve"> all those he feels do not live up to the same principles.</w:t>
+      </w:r>
+      <w:r>
+        <w:t xml:space="preserve"> </w:t>
+      </w:r>
+      <w:r>
+        <w:t>Lena’s death devastated him to his core. He resents everyone</w:t>
+      </w:r>
+      <w:r>
+        <w:t xml:space="preserve"> involved, including</w:t>
+      </w:r>
+      <w:r>
+        <w:t xml:space="preserve"> Lancaster, Akiko, and even his own son, Jackson.</w:t>
       </w:r>
     </w:p>
     <w:p>
@@ -681,794 +1426,28 @@
         <w:t>:</w:t>
       </w:r>
       <w:r>
-        <w:t xml:space="preserve"> Wants </w:t>
-      </w:r>
-      <w:r>
-        <w:t>to earn his father’s love and respect.</w:t>
-      </w:r>
-    </w:p>
-    <w:p>
-      <w:r>
-        <w:rPr>
-          <w:b/>
-          <w:bCs/>
-        </w:rPr>
+        <w:t xml:space="preserve"> Avenge his daughter’s death by </w:t>
+      </w:r>
+      <w:r>
+        <w:t>ruining Lancaster and his company</w:t>
+      </w:r>
+      <w:r>
+        <w:t xml:space="preserve"> </w:t>
+      </w:r>
+    </w:p>
+    <w:p>
+      <w:r>
+        <w:rPr>
+          <w:b/>
+          <w:bCs/>
+        </w:rPr>
+        <w:lastRenderedPageBreak/>
         <w:t>Voice</w:t>
       </w:r>
       <w:r>
         <w:t>:</w:t>
       </w:r>
       <w:r>
-        <w:t xml:space="preserve"> Crass, speaks with no regard for manners to everyone except his father. Often overstates his own importance and accomplishments</w:t>
-      </w:r>
-      <w:r>
-        <w:t xml:space="preserve"> to make himself feel better. Also tends to ramble unless whoever he’s speaking to intervenes to focus his attention back onto the point.</w:t>
-      </w:r>
-      <w:r>
-        <w:t xml:space="preserve"> He likes to make crude sexual references, such as “got our balls in a vise” </w:t>
-      </w:r>
-      <w:r>
-        <w:t>or “whoring out” the mnemonics project.</w:t>
-      </w:r>
-    </w:p>
-    <w:p>
-      <w:pPr>
-        <w:rPr>
-          <w:b/>
-          <w:bCs/>
-        </w:rPr>
-      </w:pPr>
-    </w:p>
-    <w:p>
-      <w:r>
-        <w:rPr>
-          <w:b/>
-          <w:bCs/>
-        </w:rPr>
-        <w:t>Name</w:t>
-      </w:r>
-      <w:r>
-        <w:t>:</w:t>
-      </w:r>
-      <w:r>
-        <w:t xml:space="preserve"> </w:t>
-      </w:r>
-      <w:r>
-        <w:t>Shufen Hao</w:t>
-      </w:r>
-    </w:p>
-    <w:p>
-      <w:r>
-        <w:rPr>
-          <w:b/>
-          <w:bCs/>
-        </w:rPr>
-        <w:lastRenderedPageBreak/>
-        <w:t>Appearance</w:t>
-      </w:r>
-      <w:r>
-        <w:t>:</w:t>
-      </w:r>
-      <w:r>
-        <w:t xml:space="preserve"> </w:t>
-      </w:r>
-      <w:r>
-        <w:t>Tall and thin, basically an older version of Cassandra</w:t>
-      </w:r>
-      <w:r>
-        <w:t>, with a near-permanently stern expression</w:t>
-      </w:r>
-      <w:r>
-        <w:t>.</w:t>
-      </w:r>
-      <w:r>
-        <w:t xml:space="preserve"> Usually wears a suit with expensive jewelry</w:t>
-      </w:r>
-      <w:r>
-        <w:t>.</w:t>
-      </w:r>
-    </w:p>
-    <w:p>
-      <w:r>
-        <w:rPr>
-          <w:b/>
-          <w:bCs/>
-        </w:rPr>
-        <w:t>Background</w:t>
-      </w:r>
-      <w:r>
-        <w:t xml:space="preserve">: </w:t>
-      </w:r>
-      <w:r>
-        <w:t>As a young woman, S</w:t>
-      </w:r>
-      <w:r>
-        <w:t xml:space="preserve">hufen </w:t>
-      </w:r>
-      <w:r>
-        <w:t>came</w:t>
-      </w:r>
-      <w:r>
-        <w:t xml:space="preserve"> to </w:t>
-      </w:r>
-      <w:r>
-        <w:t>Montreal</w:t>
-      </w:r>
-      <w:r>
-        <w:t xml:space="preserve"> </w:t>
-      </w:r>
-      <w:r>
-        <w:t>aboard a migrant shi</w:t>
-      </w:r>
-      <w:r>
-        <w:t xml:space="preserve">p crewed mostly by Chinese refugees. She left the ship alongside her friend, Sun Meiling, when they found an opportunity to work at the burgeoning Aleph Null </w:t>
-      </w:r>
-      <w:r>
-        <w:t>Biomedical</w:t>
-      </w:r>
-      <w:r>
-        <w:t xml:space="preserve"> company</w:t>
-      </w:r>
-      <w:r>
-        <w:t>.</w:t>
-      </w:r>
-      <w:r>
-        <w:t xml:space="preserve"> She quickly rose through the ranks, especially in the power vacuum left after </w:t>
-      </w:r>
-      <w:r>
-        <w:t>the Carnaval Uprising</w:t>
-      </w:r>
-      <w:r>
-        <w:t xml:space="preserve">, and was eventually appointed </w:t>
-      </w:r>
-      <w:r>
-        <w:t>d</w:t>
-      </w:r>
-      <w:r>
-        <w:t>irector</w:t>
-      </w:r>
-      <w:r>
-        <w:t xml:space="preserve"> of the Montreal branch</w:t>
-      </w:r>
-      <w:r>
-        <w:t xml:space="preserve">, although not before conceiving a </w:t>
-      </w:r>
-      <w:r>
-        <w:t>set of twins</w:t>
-      </w:r>
-      <w:r>
-        <w:t xml:space="preserve"> out of wedlock during an affair that she regrets to this day.</w:t>
-      </w:r>
-    </w:p>
-    <w:p>
-      <w:r>
-        <w:rPr>
-          <w:b/>
-          <w:bCs/>
-        </w:rPr>
-        <w:t>Personality</w:t>
-      </w:r>
-      <w:r>
-        <w:t>:</w:t>
-      </w:r>
-      <w:r>
-        <w:t xml:space="preserve"> Shufen is very strict and by-the-book, and expects her children to do things “the right way</w:t>
-      </w:r>
-      <w:r>
-        <w:t xml:space="preserve">,” by which she means “her way.” Although she does love </w:t>
-      </w:r>
-      <w:r>
-        <w:t>Cassandra and Elias</w:t>
-      </w:r>
-      <w:r>
-        <w:t>, she uses them as a way to indirectly make up for her past mistakes, which is why she is especially harsh when she thinks they are repeating them.</w:t>
-      </w:r>
-      <w:r>
-        <w:t xml:space="preserve"> She has little sense of humor, much to her daughter’s disappointment.</w:t>
-      </w:r>
-      <w:r>
-        <w:t xml:space="preserve"> </w:t>
-      </w:r>
-    </w:p>
-    <w:p>
-      <w:r>
-        <w:rPr>
-          <w:b/>
-          <w:bCs/>
-        </w:rPr>
-        <w:t>Goals</w:t>
-      </w:r>
-      <w:r>
-        <w:t>:</w:t>
-      </w:r>
-      <w:r>
-        <w:t xml:space="preserve"> </w:t>
-      </w:r>
-      <w:r>
-        <w:t>Prevent headquarters from seizing the Montreal branch campus</w:t>
-      </w:r>
-    </w:p>
-    <w:p>
-      <w:r>
-        <w:rPr>
-          <w:b/>
-          <w:bCs/>
-        </w:rPr>
-        <w:t>Voice</w:t>
-      </w:r>
-      <w:r>
-        <w:t>:</w:t>
-      </w:r>
-      <w:r>
-        <w:t xml:space="preserve"> </w:t>
-      </w:r>
-      <w:r>
-        <w:t>Formal, almost stilted</w:t>
-      </w:r>
-      <w:r>
-        <w:t>.</w:t>
-      </w:r>
-      <w:r>
-        <w:t xml:space="preserve"> Never uses slang</w:t>
-      </w:r>
-      <w:r>
-        <w:t>, idioms, or metaphors, preferring to say what she means as clearly as possible.</w:t>
-      </w:r>
-    </w:p>
-    <w:p>
-      <w:r>
-        <w:t xml:space="preserve">  </w:t>
-      </w:r>
-    </w:p>
-    <w:p>
-      <w:r>
-        <w:rPr>
-          <w:b/>
-          <w:bCs/>
-        </w:rPr>
-        <w:t>Name</w:t>
-      </w:r>
-      <w:r>
-        <w:t>:</w:t>
-      </w:r>
-      <w:r>
-        <w:t xml:space="preserve"> Elias </w:t>
-      </w:r>
-      <w:r>
-        <w:t>Zhenjie</w:t>
-      </w:r>
-      <w:r>
-        <w:t xml:space="preserve"> </w:t>
-      </w:r>
-      <w:r>
-        <w:t xml:space="preserve">Hao </w:t>
-      </w:r>
-    </w:p>
-    <w:p>
-      <w:r>
-        <w:rPr>
-          <w:b/>
-          <w:bCs/>
-        </w:rPr>
-        <w:t>Appearance</w:t>
-      </w:r>
-      <w:r>
-        <w:t>:</w:t>
-      </w:r>
-      <w:r>
-        <w:t xml:space="preserve"> A young man of average height, with short, dark hair and glasses. He is usually seen in a blue uniform reminiscent of a soviet commissar. </w:t>
-      </w:r>
-    </w:p>
-    <w:p>
-      <w:r>
-        <w:rPr>
-          <w:b/>
-          <w:bCs/>
-        </w:rPr>
-        <w:t>Background</w:t>
-      </w:r>
-      <w:r>
-        <w:t xml:space="preserve">: Elias is the older of the Hao twins by about half an hour. Like his sister, he was raised to be Shufen’s potential successor at Aleph Null Biomedical, but he became radicalized while studying economics at university and left for the United States to join the American Comintern. Shufen, who fought against the Comintern-backed coalition forces during the war, was greatly upset by this and all but disowned her son.  </w:t>
-      </w:r>
-    </w:p>
-    <w:p>
-      <w:r>
-        <w:rPr>
-          <w:b/>
-          <w:bCs/>
-        </w:rPr>
-        <w:t>Personality</w:t>
-      </w:r>
-      <w:r>
-        <w:t>:</w:t>
-      </w:r>
-      <w:r>
-        <w:t xml:space="preserve"> Elias is a jovial man, to the point that many accuse him of not taking things seriously, although nothing could be further from the truth. While he believes in the Comintern, he does not cling to idealism, and is willing to compromise or employ underhanded tactics to achieve his goals. In fact, he is secretly an accelerationist, and knowingly allows the plot against the </w:t>
-      </w:r>
-      <w:r>
-        <w:t>Aleph Null</w:t>
-      </w:r>
-      <w:r>
-        <w:t xml:space="preserve"> to go ahead, believing that it will re-ignite the stagnant revolution.</w:t>
-      </w:r>
-    </w:p>
-    <w:p>
-      <w:r>
-        <w:rPr>
-          <w:b/>
-          <w:bCs/>
-        </w:rPr>
-        <w:t>Goals</w:t>
-      </w:r>
-      <w:r>
-        <w:t>:</w:t>
-      </w:r>
-      <w:r>
-        <w:t xml:space="preserve"> Spread the Comintern’s influence in Montreal. </w:t>
-      </w:r>
-    </w:p>
-    <w:p>
-      <w:r>
-        <w:rPr>
-          <w:b/>
-          <w:bCs/>
-        </w:rPr>
-        <w:t>Voice</w:t>
-      </w:r>
-      <w:r>
-        <w:t>: Though he is highly educated, he talks like an everyman, and, often begins his sentences with pensive noises like “Hmm” or “Aha.” Calls Cassandra “little sister (meimei)” a lot.</w:t>
-      </w:r>
-      <w:r>
-        <w:t xml:space="preserve"> Any threats he makes are very subtle.</w:t>
-      </w:r>
-    </w:p>
-    <w:p/>
-    <w:p>
-      <w:r>
-        <w:rPr>
-          <w:b/>
-          <w:bCs/>
-        </w:rPr>
-        <w:t>Name</w:t>
-      </w:r>
-      <w:r>
-        <w:t>:</w:t>
-      </w:r>
-      <w:r>
-        <w:t xml:space="preserve"> </w:t>
-      </w:r>
-      <w:r>
-        <w:t>Xianghe Sun</w:t>
-      </w:r>
-    </w:p>
-    <w:p>
-      <w:r>
-        <w:rPr>
-          <w:b/>
-          <w:bCs/>
-        </w:rPr>
-        <w:lastRenderedPageBreak/>
-        <w:t>Appearance</w:t>
-      </w:r>
-      <w:r>
-        <w:t>:</w:t>
-      </w:r>
-      <w:r>
-        <w:t xml:space="preserve"> Athletic, sturdy build and strong jawline. Short, well-kept hair. </w:t>
-      </w:r>
-      <w:r>
-        <w:t>Pale</w:t>
-      </w:r>
-      <w:r>
-        <w:t xml:space="preserve"> skin. Clean-shaven. Mostly seen wearing business casual attire, even when off work.</w:t>
-      </w:r>
-    </w:p>
-    <w:p>
-      <w:r>
-        <w:rPr>
-          <w:b/>
-          <w:bCs/>
-        </w:rPr>
-        <w:t>Background</w:t>
-      </w:r>
-      <w:r>
-        <w:t xml:space="preserve">: </w:t>
-      </w:r>
-      <w:r>
-        <w:t xml:space="preserve">Xianghe </w:t>
-      </w:r>
-      <w:r>
-        <w:t>was Cassandra’s childhood best friend and introduced her to his sister, Chenmei. When the two girls fell in love with each other, he supported them, but Chenmei’s death drove a deep rift between him and Cassandra. After university, he continued to work with the Science Administration, although his memories of the Montreal incident were also wiped.</w:t>
-      </w:r>
-    </w:p>
-    <w:p>
-      <w:r>
-        <w:rPr>
-          <w:b/>
-          <w:bCs/>
-        </w:rPr>
-        <w:t>Personality</w:t>
-      </w:r>
-      <w:r>
-        <w:t>:</w:t>
-      </w:r>
-      <w:r>
-        <w:t xml:space="preserve"> </w:t>
-      </w:r>
-      <w:r>
-        <w:t xml:space="preserve">Xianghe </w:t>
-      </w:r>
-      <w:r>
-        <w:t xml:space="preserve">values his family above all else. He spends much of his time training at the gym, which he finds distracts him from his grief over his sister’s death. Following that traumatic event, he has become a bitter, sardonic individual, reacting to others – especially Cassandra – with scorn and sarcasm. </w:t>
-      </w:r>
-    </w:p>
-    <w:p>
-      <w:r>
-        <w:t>After reconciling with Cassandra, he remains stoic, but with less hostility towards her.</w:t>
-      </w:r>
-    </w:p>
-    <w:p>
-      <w:r>
-        <w:rPr>
-          <w:b/>
-          <w:bCs/>
-        </w:rPr>
-        <w:t>Goals</w:t>
-      </w:r>
-      <w:r>
-        <w:t>:</w:t>
-      </w:r>
-      <w:r>
-        <w:t xml:space="preserve"> Advance his career and make his sister proud, wherever she is.</w:t>
-      </w:r>
-    </w:p>
-    <w:p>
-      <w:r>
-        <w:rPr>
-          <w:b/>
-          <w:bCs/>
-        </w:rPr>
-        <w:t>Voice</w:t>
-      </w:r>
-      <w:r>
-        <w:t xml:space="preserve">: Sarcastic, often makes snide comments whenever he is displeased. </w:t>
-      </w:r>
-      <w:r>
-        <w:t>Talks in short, direct bursts with as little embellishment as possible.</w:t>
-      </w:r>
-    </w:p>
-    <w:p>
-      <w:r>
-        <w:rPr>
-          <w:b/>
-          <w:bCs/>
-        </w:rPr>
-        <w:t>Misc</w:t>
-      </w:r>
-      <w:r>
-        <w:t>: Really likes salty food, and can often be found snacking on pretzels or potato chips.</w:t>
-      </w:r>
-    </w:p>
-    <w:p/>
-    <w:p>
-      <w:r>
-        <w:rPr>
-          <w:b/>
-          <w:bCs/>
-        </w:rPr>
-        <w:t>Name</w:t>
-      </w:r>
-      <w:r>
-        <w:t>:</w:t>
-      </w:r>
-      <w:r>
-        <w:t xml:space="preserve"> </w:t>
-      </w:r>
-      <w:r>
-        <w:t>Jacob Lancaster</w:t>
-      </w:r>
-    </w:p>
-    <w:p>
-      <w:r>
-        <w:rPr>
-          <w:b/>
-          <w:bCs/>
-        </w:rPr>
-        <w:t>Appearance</w:t>
-      </w:r>
-      <w:r>
-        <w:t>:</w:t>
-      </w:r>
-      <w:r>
-        <w:t xml:space="preserve"> </w:t>
-      </w:r>
-      <w:r>
-        <w:t>Usually the tallest person in the room. Dark, weathered skin. Neat hair and</w:t>
-      </w:r>
-      <w:r>
-        <w:t xml:space="preserve"> clean-shaven face</w:t>
-      </w:r>
-      <w:r>
-        <w:t xml:space="preserve">. </w:t>
-      </w:r>
-      <w:r>
-        <w:t>Dresses in expensive suits</w:t>
-      </w:r>
-      <w:r>
-        <w:t>.</w:t>
-      </w:r>
-    </w:p>
-    <w:p>
-      <w:r>
-        <w:rPr>
-          <w:b/>
-          <w:bCs/>
-        </w:rPr>
-        <w:t>Background</w:t>
-      </w:r>
-      <w:r>
-        <w:t xml:space="preserve">: </w:t>
-      </w:r>
-      <w:r>
-        <w:t>Grand Admiral Lancaster leads the Union’s Skywatch – its fleet of airships. This is considered the most prestigious position in the government outside of the Prime Minister himself. It was Lancaster who pushed for the Union’s support for the loyalists in the American Civil War, during which he fought several key battles against the Comintern-backed rebels. After the cease-fire, he has focused on rooting out internal enemies and strengthening the Union’s military in preparation for the inevitable resumption of hostilities.</w:t>
-      </w:r>
-    </w:p>
-    <w:p>
-      <w:r>
-        <w:rPr>
-          <w:b/>
-          <w:bCs/>
-        </w:rPr>
-        <w:t>Personality</w:t>
-      </w:r>
-      <w:r>
-        <w:t>:</w:t>
-      </w:r>
-      <w:r>
-        <w:t xml:space="preserve"> Lancaster is </w:t>
-      </w:r>
-      <w:r>
-        <w:t>an ambitious, power-hungry leader, but he truly wants the best for his country. Unfortunately, his stubbornness can blind him to alternatives when it comes to pursuing this goal.</w:t>
-      </w:r>
-      <w:r>
-        <w:t xml:space="preserve"> </w:t>
-      </w:r>
-    </w:p>
-    <w:p>
-      <w:r>
-        <w:rPr>
-          <w:b/>
-          <w:bCs/>
-        </w:rPr>
-        <w:t>Goals</w:t>
-      </w:r>
-      <w:r>
-        <w:t>:</w:t>
-      </w:r>
-      <w:r>
-        <w:t xml:space="preserve"> </w:t>
-      </w:r>
-      <w:r>
-        <w:t>Prepare what he thinks is an inevitable second war against the Comintern by annexing Montreal, and punish those responsible for the bombing in Athens.</w:t>
-      </w:r>
-    </w:p>
-    <w:p>
-      <w:r>
-        <w:rPr>
-          <w:b/>
-          <w:bCs/>
-        </w:rPr>
-        <w:t>Voice</w:t>
-      </w:r>
-      <w:r>
-        <w:t>:</w:t>
-      </w:r>
-      <w:r>
-        <w:t xml:space="preserve"> </w:t>
-      </w:r>
-      <w:r>
-        <w:t xml:space="preserve"> Loud and boisterous, often accompanying his speech with grand hand gestures. Conceals threats and malice underneath a layer of feigned, saccharine friendliness, but will </w:t>
-      </w:r>
-      <w:r>
-        <w:t>immediately</w:t>
-      </w:r>
-      <w:r>
-        <w:t xml:space="preserve"> drop the act if called out on it. Makes passive-aggressive remarks to people he dislikes, such as Marcus Fairchild (much to the latter’s annoyance).</w:t>
-      </w:r>
-      <w:r>
-        <w:t xml:space="preserve"> </w:t>
-      </w:r>
-      <w:r>
-        <w:t>Quotes and references poetry a lot.</w:t>
-      </w:r>
-    </w:p>
-    <w:p/>
-    <w:p>
-      <w:r>
-        <w:rPr>
-          <w:b/>
-          <w:bCs/>
-        </w:rPr>
-        <w:lastRenderedPageBreak/>
-        <w:t>Name</w:t>
-      </w:r>
-      <w:r>
-        <w:t>:</w:t>
-      </w:r>
-      <w:r>
-        <w:t xml:space="preserve"> </w:t>
-      </w:r>
-      <w:r>
-        <w:t>Marcus Fairchild</w:t>
-      </w:r>
-    </w:p>
-    <w:p>
-      <w:r>
-        <w:rPr>
-          <w:b/>
-          <w:bCs/>
-        </w:rPr>
-        <w:t>Appearance</w:t>
-      </w:r>
-      <w:r>
-        <w:t>:</w:t>
-      </w:r>
-      <w:r>
-        <w:t xml:space="preserve"> </w:t>
-      </w:r>
-      <w:r>
-        <w:t xml:space="preserve">Though he is middle-aged, Marcus looks even older than he is due to years of stress. His hair is grey and thinning, </w:t>
-      </w:r>
-      <w:r>
-        <w:t xml:space="preserve">his skin is pale, </w:t>
-      </w:r>
-      <w:r>
-        <w:t>and he has what seem to be permanent bags under his eyes.</w:t>
-      </w:r>
-    </w:p>
-    <w:p>
-      <w:r>
-        <w:rPr>
-          <w:b/>
-          <w:bCs/>
-        </w:rPr>
-        <w:t>Background</w:t>
-      </w:r>
-      <w:r>
-        <w:t xml:space="preserve">: </w:t>
-      </w:r>
-      <w:r>
-        <w:t xml:space="preserve">As the </w:t>
-      </w:r>
-      <w:r>
-        <w:t>head of the Montreal Branch Campus’ research team, Marcus is in charge of the mnemonics project</w:t>
-      </w:r>
-      <w:r>
-        <w:t xml:space="preserve">. He has no political ambitions but </w:t>
-      </w:r>
-      <w:r>
-        <w:t>has to play politics anyway</w:t>
-      </w:r>
-      <w:r>
-        <w:t xml:space="preserve"> in order to secure approval and funding</w:t>
-      </w:r>
-      <w:r>
-        <w:t>, much to his annoyance</w:t>
-      </w:r>
-      <w:r>
-        <w:t xml:space="preserve">. </w:t>
-      </w:r>
-    </w:p>
-    <w:p>
-      <w:r>
-        <w:t>Due to an internal crisis following Chenmei’s death, the</w:t>
-      </w:r>
-      <w:r>
-        <w:t xml:space="preserve"> mnemonics</w:t>
-      </w:r>
-      <w:r>
-        <w:t xml:space="preserve"> project was delayed, but Lancaster refused to allow them more time</w:t>
-      </w:r>
-      <w:r>
-        <w:t xml:space="preserve"> in order to secure a government contract</w:t>
-      </w:r>
-      <w:r>
-        <w:t>, and the resulting rush job led to yet another death – his daughter, Lena.</w:t>
-      </w:r>
-    </w:p>
-    <w:p>
-      <w:r>
-        <w:rPr>
-          <w:b/>
-          <w:bCs/>
-        </w:rPr>
-        <w:t>Personality</w:t>
-      </w:r>
-      <w:r>
-        <w:t>:</w:t>
-      </w:r>
-      <w:r>
-        <w:t xml:space="preserve"> </w:t>
-      </w:r>
-      <w:r>
-        <w:t>Marcus is a tired, old man who has grown sick of politics</w:t>
-      </w:r>
-      <w:r>
-        <w:t xml:space="preserve"> and wishes he could pursue science without having to play such games</w:t>
-      </w:r>
-      <w:r>
-        <w:t xml:space="preserve">. </w:t>
-      </w:r>
-      <w:r>
-        <w:t>He</w:t>
-      </w:r>
-      <w:r>
-        <w:t xml:space="preserve"> is a scholar at heart and values </w:t>
-      </w:r>
-      <w:r>
-        <w:t>erudition</w:t>
-      </w:r>
-      <w:r>
-        <w:t xml:space="preserve">, </w:t>
-      </w:r>
-      <w:r>
-        <w:t>condescending</w:t>
-      </w:r>
-      <w:r>
-        <w:t xml:space="preserve"> all those he feels do not live up to the same principles, such as Akiko after she abandons her academic career.</w:t>
-      </w:r>
-      <w:r>
-        <w:t xml:space="preserve"> </w:t>
-      </w:r>
-      <w:r>
-        <w:t>Lena’s death devastated him to his core. He resents everyone</w:t>
-      </w:r>
-      <w:r>
-        <w:t xml:space="preserve"> involved, including his own son.</w:t>
-      </w:r>
-      <w:r>
-        <w:t xml:space="preserve"> Sending Akiko to </w:t>
-      </w:r>
-      <w:r>
-        <w:t xml:space="preserve">work as a page </w:t>
-      </w:r>
-      <w:r>
-        <w:t>was a way of getting rid of her, not a favor.</w:t>
-      </w:r>
-    </w:p>
-    <w:p>
-      <w:r>
-        <w:rPr>
-          <w:b/>
-          <w:bCs/>
-        </w:rPr>
-        <w:t>Goals</w:t>
-      </w:r>
-      <w:r>
-        <w:t>:</w:t>
-      </w:r>
-      <w:r>
-        <w:t xml:space="preserve"> Avenge his daughter’s death by leaving Lancaster in disgrace, and make sure her sacrifice wasn’t in vain by completing the </w:t>
-      </w:r>
-      <w:r>
-        <w:t>mnemonics</w:t>
-      </w:r>
-      <w:r>
-        <w:t xml:space="preserve"> project. </w:t>
-      </w:r>
-    </w:p>
-    <w:p>
-      <w:r>
-        <w:rPr>
-          <w:b/>
-          <w:bCs/>
-        </w:rPr>
-        <w:t>Voice</w:t>
-      </w:r>
-      <w:r>
-        <w:t>:</w:t>
-      </w:r>
-      <w:r>
         <w:t xml:space="preserve"> </w:t>
       </w:r>
       <w:r>
@@ -1496,87 +1475,6 @@
         <w:t xml:space="preserve"> because he’s simply tired of all the bullshit.</w:t>
       </w:r>
     </w:p>
-    <w:p/>
-    <w:p/>
-    <w:p>
-      <w:r>
-        <w:rPr>
-          <w:b/>
-          <w:bCs/>
-        </w:rPr>
-        <w:t>Name</w:t>
-      </w:r>
-      <w:r>
-        <w:t>:</w:t>
-      </w:r>
-      <w:r>
-        <w:t xml:space="preserve"> Nathaniel Bergstrom</w:t>
-      </w:r>
-    </w:p>
-    <w:p>
-      <w:r>
-        <w:rPr>
-          <w:b/>
-          <w:bCs/>
-        </w:rPr>
-        <w:t>Appearance</w:t>
-      </w:r>
-      <w:r>
-        <w:t>:</w:t>
-      </w:r>
-      <w:r>
-        <w:t xml:space="preserve"> </w:t>
-      </w:r>
-    </w:p>
-    <w:p>
-      <w:r>
-        <w:rPr>
-          <w:b/>
-          <w:bCs/>
-        </w:rPr>
-        <w:t>Background</w:t>
-      </w:r>
-      <w:r>
-        <w:t xml:space="preserve">: </w:t>
-      </w:r>
-    </w:p>
-    <w:p>
-      <w:r>
-        <w:rPr>
-          <w:b/>
-          <w:bCs/>
-        </w:rPr>
-        <w:t>Personality</w:t>
-      </w:r>
-      <w:r>
-        <w:t>:</w:t>
-      </w:r>
-    </w:p>
-    <w:p>
-      <w:r>
-        <w:rPr>
-          <w:b/>
-          <w:bCs/>
-        </w:rPr>
-        <w:t>Goals</w:t>
-      </w:r>
-      <w:r>
-        <w:t>:</w:t>
-      </w:r>
-    </w:p>
-    <w:p>
-      <w:r>
-        <w:rPr>
-          <w:b/>
-          <w:bCs/>
-        </w:rPr>
-        <w:t>Voice</w:t>
-      </w:r>
-      <w:r>
-        <w:t>:</w:t>
-      </w:r>
-    </w:p>
-    <w:p/>
     <w:p/>
     <w:p/>
     <w:sectPr>
